--- a/docs/Dokumentacja_MediaPlayer.docx
+++ b/docs/Dokumentacja_MediaPlayer.docx
@@ -85,8 +85,9 @@
             <w:r>
               <w:rPr>
                 <w:b/>
+                <w:sz w:val="20"/>
               </w:rPr>
-              <w:t>Autor</w:t>
+              <w:t>Autor projektu</w:t>
             </w:r>
           </w:p>
         </w:tc>
@@ -103,7 +104,10 @@
           </w:tcPr>
           <w:p>
             <w:r>
-              <w:t>........................................................</w:t>
+              <w:rPr>
+                <w:sz w:val="20"/>
+              </w:rPr>
+              <w:t>Dominik Czubiński</w:t>
             </w:r>
           </w:p>
         </w:tc>
@@ -124,8 +128,9 @@
             <w:r>
               <w:rPr>
                 <w:b/>
+                <w:sz w:val="20"/>
               </w:rPr>
-              <w:t>Rok akademicki</w:t>
+              <w:t>Numer albumu</w:t>
             </w:r>
           </w:p>
         </w:tc>
@@ -142,7 +147,10 @@
           </w:tcPr>
           <w:p>
             <w:r>
-              <w:t>2026/2027</w:t>
+              <w:rPr>
+                <w:sz w:val="20"/>
+              </w:rPr>
+              <w:t>30363</w:t>
             </w:r>
           </w:p>
         </w:tc>
@@ -163,8 +171,9 @@
             <w:r>
               <w:rPr>
                 <w:b/>
+                <w:sz w:val="20"/>
               </w:rPr>
-              <w:t>Wersja projektu</w:t>
+              <w:t>Rok akademicki</w:t>
             </w:r>
           </w:p>
         </w:tc>
@@ -181,7 +190,39 @@
           </w:tcPr>
           <w:p>
             <w:r>
-              <w:t>1.1</w:t>
+              <w:rPr>
+                <w:sz w:val="20"/>
+              </w:rPr>
+              <w:t>2025/26</w:t>
+            </w:r>
+          </w:p>
+        </w:tc>
+      </w:tr>
+      <w:tr>
+        <w:tc>
+          <w:tcPr>
+            <w:tcW w:type="dxa" w:w="4873"/>
+          </w:tcPr>
+          <w:p>
+            <w:r>
+              <w:rPr>
+                <w:b/>
+                <w:sz w:val="20"/>
+              </w:rPr>
+              <w:t>Repozytorium GitHub</w:t>
+            </w:r>
+          </w:p>
+        </w:tc>
+        <w:tc>
+          <w:tcPr>
+            <w:tcW w:type="dxa" w:w="4873"/>
+          </w:tcPr>
+          <w:p>
+            <w:r>
+              <w:rPr>
+                <w:sz w:val="17"/>
+              </w:rPr>
+              <w:t>https://github.com/marekpilarz493-hue/MediaPlayer</w:t>
             </w:r>
           </w:p>
         </w:tc>
@@ -191,13 +232,6 @@
       <w:pPr>
         <w:jc w:val="center"/>
       </w:pPr>
-      <w:r>
-        <w:rPr>
-          <w:i/>
-        </w:rPr>
-        <w:br/>
-        <w:t>Gorzów Wielkopolski, 2026</w:t>
-      </w:r>
     </w:p>
     <w:p>
       <w:r>
@@ -297,12 +331,12 @@
     </w:p>
     <w:p>
       <w:r>
-        <w:t>MediaPlayer jest prostą aplikacją internetową do odtwarzania materiałów wideo. Projekt został przygotowany tak, aby mógł działać jako osobna strona oraz jako komponent dołączany do już istniejącej strony WWW. Głównym elementem jest klasa JavaScript MediaPlayer, która tworzy interfejs odtwarzacza w wybranym elemencie DOM.</w:t>
+        <w:t>W ramach projektu przygotowałem webowy odtwarzacz materiałów wideo. Od początku chciałem, żeby można było użyć go na dwa sposoby: jako samodzielnej strony oraz jako komponentu dołączanego do już istniejącej strony WWW. Główną część rozwiązania napisałem w postaci klasy JavaScript MediaPlayer, która tworzy cały interfejs odtwarzacza w wybranym elemencie DOM.</w:t>
       </w:r>
     </w:p>
     <w:p>
       <w:r>
-        <w:t>Aplikacja nie próbuje odtwarzać pełnej funkcjonalności serwisów takich jak YouTube. Skupia się na wymaganym zakresie: kolejce odtwarzania, sekcjach filmu, komentarzach do sekcji, osi czasu oraz imporcie i eksporcie opisów. Dodatkowo samodzielna strona umożliwia przesłanie pliku wideo na serwer lub dodanie filmu po istniejącym adresie URL. W trybie serwerowym upload może być automatycznie konwertowany przez FFmpeg do MP4 H.264/AAC.</w:t>
+        <w:t>Nie próbowałem odwzorowywać całego serwisu w rodzaju YouTube, bo nie taki był cel projektu. Skupiłem się na wymaganych funkcjach: kolejce odtwarzania, sekcjach filmu, komentarzach do sekcji, osi czasu oraz imporcie i eksporcie opisów. W wersji samodzielnej dodałem również upload pliku na serwer i możliwość dodania filmu po adresie URL. W trybie serwerowym przesłany materiał mogę automatycznie przekonwertować przez FFmpeg do MP4 H.264/AAC.</w:t>
       </w:r>
     </w:p>
     <w:p>
@@ -315,7 +349,7 @@
     </w:p>
     <w:p>
       <w:r>
-        <w:t>Problemem rozwiązywanym przez projekt jest potrzeba prostego odtwarzania materiału wideo razem z opisem jego struktury. Użytkownik może oznaczyć konkretne fragmenty filmu i dodać do nich komentarze, a następnie przenieść cały opis między przeglądarkami lub instalacjami za pomocą JSON.</w:t>
+        <w:t>W projekcie skupiłem się na problemie prostego odtwarzania filmu razem z opisem jego struktury. Użytkownik może zaznaczyć konkretne fragmenty materiału, przypisać do nich komentarze, a później przenieść cały opis do innej przeglądarki lub instalacji za pomocą pliku JSON.</w:t>
       </w:r>
     </w:p>
     <w:p>
@@ -440,7 +474,7 @@
     </w:p>
     <w:p>
       <w:r>
-        <w:t>Projekt ma charakter studencki i celowo pozostaje możliwie prosty. Nie zastosowano bazy danych ani systemu logowania. Opisy playlisty są przechowywane w pamięci przeglądarki lub w pliku JSON, a przesłane filmy jako zwykłe pliki na dysku serwera.</w:t>
+        <w:t>Projekt celowo zrobiłem w dość prostej formie, odpowiedniej do projektu studenckiego. Nie dodawałem bazy danych ani systemu logowania, bo nie były potrzebne do spełnienia założeń. Opis playlisty zapisuję w pamięci przeglądarki albo w pliku JSON, a przesłane filmy przechowuję jako zwykłe pliki na dysku serwera. Dzięki temu kod jest czytelny i mogę łatwo prześledzić działanie każdej części aplikacji.</w:t>
       </w:r>
     </w:p>
     <w:p>
@@ -1159,7 +1193,7 @@
     </w:p>
     <w:p>
       <w:r>
-        <w:t>Projekt ma prosty podział odpowiedzialności. Komponent playera jest oddzielony od kodu strony samodzielnej i od backendu. Dzięki temu ten sam plik media-player.js może zostać dołączony do innej strony bez uruchamiania całej aplikacji demonstracyjnej.</w:t>
+        <w:t>Projekt podzieliłem na kilka prostych części, żeby logika playera, obsługa strony i backend nie mieszały się w jednym pliku. Sam komponent oddzieliłem od kodu strony samodzielnej i od serwera. Dzięki temu plik media-player.js mogę dołączyć także do innej strony, bez kopiowania całej aplikacji demonstracyjnej.</w:t>
       </w:r>
     </w:p>
     <w:p>
@@ -1276,7 +1310,7 @@
     </w:p>
     <w:p>
       <w:r>
-        <w:t>Najważniejszą częścią projektu jest klasa MediaPlayer. Konstruktor przyjmuje element (lub selektor) oraz opcje wejściowe. Następnie tworzy interfejs, podłącza zdarzenia i ładuje dane początkowe.</w:t>
+        <w:t>Najważniejszą częścią projektu jest napisana przeze mnie klasa MediaPlayer. Konstruktor przyjmuje element lub selektor oraz opcje wejściowe. Następnie tworzę interfejs, podłączam obsługę zdarzeń i wczytuję dane początkowe.</w:t>
       </w:r>
     </w:p>
     <w:p>
@@ -1337,7 +1371,7 @@
     </w:p>
     <w:p>
       <w:r>
-        <w:t>Dane playera są przechowywane w obiekcie `this.data`, natomiast `this.currentIndex` wskazuje aktualnie wybrany film. Widok kolejki, sekcji i osi czasu jest odświeżany metodami renderującymi.</w:t>
+        <w:t>Dane playera przechowuję w obiekcie `this.data`, a `this.currentIndex` wskazuje aktualnie wybrany film. Widok kolejki, sekcji i osi czasu odświeżam osobnymi metodami renderującymi. Taki podział był dla mnie czytelniejszy niż umieszczanie całej logiki w jednym długim fragmencie kodu.</w:t>
       </w:r>
     </w:p>
     <w:p>
@@ -1350,7 +1384,7 @@
     </w:p>
     <w:p>
       <w:r>
-        <w:t>Metoda `addMedia()` dodaje nowy film do tablicy playlisty. `loadMedia(index)` ustawia adres filmu w elemencie `&lt;video&gt;`. Przyciski Poprzedni i Następny wykorzystują indeks bieżącej pozycji, a zdarzenie `ended` powoduje automatyczne wywołanie `next()`.</w:t>
+        <w:t>Kolejkę odtwarzania obsłużyłem kilkoma prostymi metodami. `addMedia()` dodaje film do tablicy playlisty, a `loadMedia(index)` ustawia jego adres w elemencie `&lt;video&gt;`. Przyciski Poprzedni i Następny korzystają z indeksu bieżącej pozycji. Dodatkowo po zdarzeniu `ended` automatycznie wywołuję `next()`, dzięki czemu po zakończeniu filmu może rozpocząć się następny element kolejki.</w:t>
       </w:r>
     </w:p>
     <w:p>
@@ -1363,7 +1397,7 @@
     </w:p>
     <w:p>
       <w:r>
-        <w:t>Sekcja ma nazwę, czas początku, czas końca i tablicę komentarzy. Przy dodawaniu sekcji sprawdzane jest, czy koniec jest późniejszy niż początek oraz czy nie wykracza poza długość filmu. Sekcje są sortowane po czasie startu.</w:t>
+        <w:t>Każdą sekcję zapisuję jako obiekt z nazwą, czasem początku, czasem końca i tablicą komentarzy. Przy dodawaniu sprawdzam, czy koniec sekcji jest późniejszy niż początek oraz czy podane czasy nie wykraczają poza długość filmu. Po dodaniu sortuję sekcje według czasu rozpoczęcia.</w:t>
       </w:r>
     </w:p>
     <w:p>
@@ -1414,7 +1448,7 @@
     </w:p>
     <w:p>
       <w:r>
-        <w:t>Po zdarzeniu `loadedmetadata` dostępne jest `video.duration`. Położenie sekcji liczone jest procentowo względem całej długości filmu. Przykładowo sekcja od 20 do 40 sekundy w filmie 100-sekundowym zaczyna się na 20% szerokości osi i ma 20% szerokości.</w:t>
+        <w:t>Po załadowaniu metadanych filmu mam dostęp do `video.duration`. Na tej podstawie wyliczam położenie sekcji procentowo względem całej długości materiału. Przykładowo sekcja od 20 do 40 sekundy w filmie trwającym 100 sekund zaczyna się na 20% szerokości osi i zajmuje kolejne 20%.</w:t>
       </w:r>
     </w:p>
     <w:p>
@@ -1433,7 +1467,7 @@
     </w:p>
     <w:p>
       <w:r>
-        <w:t>Marker bieżącego czasu jest przesuwany przy zdarzeniu `timeupdate`. Kliknięcie osi oblicza pozycję kliknięcia względem szerokości i ustawia `video.currentTime`.</w:t>
+        <w:t>Marker bieżącego czasu aktualizuję przy zdarzeniu `timeupdate`. Kliknięcie w oś czasu przeliczam na pozycję względem jej szerokości, a następnie ustawiam odpowiednią wartość `video.currentTime`. Dzięki temu użytkownik może przejść do wybranego fragmentu bez korzystania wyłącznie z domyślnego paska przeglądarki.</w:t>
       </w:r>
     </w:p>
     <w:p>
@@ -1446,12 +1480,12 @@
     </w:p>
     <w:p>
       <w:r>
-        <w:t>Przyciski tworzone dynamicznie mają atrybut `data-action`. Zamiast podpinać osobny listener do każdego z nich, jeden listener w komponencie sprawdza rodzaj akcji. Jest to prosta delegacja zdarzeń.</w:t>
+        <w:t>Dla przycisków tworzonych dynamicznie zastosowałem prostą delegację zdarzeń. Elementy mają atrybut `data-action`, a jeden listener sprawdza, jaką akcję należy wykonać. Nie muszę dzięki temu podpinać osobnego listenera do każdego nowego przycisku po każdym renderowaniu widoku.</w:t>
       </w:r>
     </w:p>
     <w:p>
       <w:r>
-        <w:t>Po zmianie danych komponent emituje `CustomEvent("mediaplayer:change")`. Strona standalone nasłuchuje tego zdarzenia i zapisuje dane do localStorage. Dzięki temu MediaPlayer nie jest na stałe związany z jednym sposobem zapisu.</w:t>
+        <w:t>Po zmianie danych emituję własne zdarzenie `CustomEvent("mediaplayer:change")`. Strona samodzielna nasłuchuje go i zapisuje aktualny opis w localStorage. Celowo zrobiłem to w ten sposób, żeby sam komponent MediaPlayer nie był na stałe związany z jednym sposobem zapisywania danych.</w:t>
       </w:r>
     </w:p>
     <w:p>
@@ -1464,13 +1498,13 @@
     </w:p>
     <w:p>
       <w:r>
-        <w:t>Formularz wysyła plik przez `fetch()` jako `FormData` do endpointu `POST /api/upload`. Multer zapisuje oryginał do `temp-uploads`. Następnie Node.js uruchamia FFmpeg przez `child_process.spawn()`. Film jest konwertowany do MP4 z wideo H.264 (`libx264`) i audio AAC, po czym gotowy plik trafia do `public/uploads`, a oryginał tymczasowy jest usuwany. Backend zwraca adres względny gotowego MP4, który jest dodawany do playlisty. Dzięki temu AVI, MKV oraz pliki z kodekami DivX/Xvid nie muszą być odtwarzane bezpośrednio przez przeglądarkę.</w:t>
+        <w:t>Upload plików zrobiłem po stronie serwera. Formularz wysyła film przez `fetch()` jako `FormData` do endpointu `POST /api/upload`. Multer zapisuje oryginalny plik w katalogu `temp-uploads`, a następnie z poziomu Node.js uruchamiam FFmpeg przez `child_process.spawn()`. Film konwertuję do MP4 z obrazem H.264 (`libx264`) i dźwiękiem AAC. Gotowy plik trafia do `public/uploads`, a plik tymczasowy usuwam. Backend zwraca względny adres gotowego MP4 i dodaję go do playlisty. Dzięki temu nie muszę liczyć na bezpośrednią obsługę AVI, MKV czy DivX/Xvid przez przeglądarkę.</w:t>
       </w:r>
     </w:p>
     <w:p>
       <w:pPr/>
       <w:r>
-        <w:t>Warto rozróżniać kontener i kodek: MP4, MKV i AVI są kontenerami, natomiast H.264, DivX i Xvid są kodekami wideo. Sama końcówka pliku nie gwarantuje zgodności z przeglądarką, dlatego projekt konwertuje upload do jednego przewidywalnego zestawu: MP4 + H.264 + AAC.</w:t>
+        <w:t>Przy tej części projektu ważne było dla mnie rozróżnienie kontenera od kodeka. MP4, MKV i AVI są kontenerami, natomiast H.264, DivX i Xvid to kodeki wideo. Sama końcówka pliku nie gwarantuje więc, że przeglądarka go odtworzy. Dlatego przy uploadzie sprowadzam materiał do jednego przewidywalnego zestawu: MP4 + H.264 + AAC.</w:t>
       </w:r>
     </w:p>
     <w:p>
@@ -1509,7 +1543,7 @@
     </w:p>
     <w:p>
       <w:r>
-        <w:t>Eksportowany plik JSON zawiera wersję formatu i playlistę. Każdy film zawiera tytuł, adres źródła oraz sekcje. Każda sekcja przechowuje czas i komentarze. Przy eksporcie dodawana jest też data `exportedAt`, która nie jest konieczna do importu.</w:t>
+        <w:t>W eksportowanym pliku JSON zapisuję wersję formatu i playlistę. Każdy film ma tytuł, adres źródła i listę sekcji, a każda sekcja przechowuje czasy oraz komentarze. Do eksportu dodaję też pole `exportedAt` z datą utworzenia pliku, ale nie jest ono potrzebne podczas importowania danych.</w:t>
       </w:r>
     </w:p>
     <w:p>
@@ -1618,7 +1652,7 @@
     </w:p>
     <w:p>
       <w:r>
-        <w:t>Eksport w przeglądarce wykorzystuje `Blob` i tymczasowy URL. Import odczytuje plik metodą `file.text()`, wykonuje `JSON.parse()` i przekazuje dane do `loadDescription()`.</w:t>
+        <w:t>Eksport zrobiłem przy użyciu `Blob` i tymczasowego adresu URL tworzonego w przeglądarce. Przy imporcie odczytuję zawartość pliku metodą `file.text()`, wykonuję `JSON.parse()`, a następnie przekazuję gotowe dane do `loadDescription()`.</w:t>
       </w:r>
     </w:p>
     <w:p>
@@ -1682,7 +1716,7 @@
         <w:pStyle w:val="ListNumber"/>
       </w:pPr>
       <w:r>
-        <w:t>Rozpakować projekt i przejść do katalogu `MediaPlayer-project`.</w:t>
+        <w:t>Aby uruchomić projekt lokalnie, najpierw rozpakowuję go i przechodzę do katalogu `MediaPlayer-project`.</w:t>
       </w:r>
     </w:p>
     <w:p>
@@ -1690,7 +1724,7 @@
         <w:pStyle w:val="ListNumber"/>
       </w:pPr>
       <w:r>
-        <w:t>Sprawdzić instalację FFmpeg poleceniem `ffmpeg -version`.</w:t>
+        <w:t>Następnie sprawdzam instalację FFmpeg poleceniem `ffmpeg -version`.</w:t>
       </w:r>
     </w:p>
     <w:p>
@@ -1698,7 +1732,7 @@
         <w:pStyle w:val="ListNumber"/>
       </w:pPr>
       <w:r>
-        <w:t>Zainstalować zależności poleceniem `npm install`.</w:t>
+        <w:t>Zależności projektu instaluję poleceniem `npm install`.</w:t>
       </w:r>
     </w:p>
     <w:p>
@@ -1706,7 +1740,7 @@
         <w:pStyle w:val="ListNumber"/>
       </w:pPr>
       <w:r>
-        <w:t>Uruchomić serwer poleceniem `npm start`.</w:t>
+        <w:t>Serwer uruchamiam poleceniem `npm start`.</w:t>
       </w:r>
     </w:p>
     <w:p>
@@ -1714,7 +1748,7 @@
         <w:pStyle w:val="ListNumber"/>
       </w:pPr>
       <w:r>
-        <w:t>Otworzyć `http://localhost:3000` w przeglądarce.</w:t>
+        <w:t>Po uruchomieniu serwera otwieram w przeglądarce `http://localhost:3000`.</w:t>
       </w:r>
     </w:p>
     <w:p>
@@ -1722,7 +1756,7 @@
         <w:pStyle w:val="ListNumber"/>
       </w:pPr>
       <w:r>
-        <w:t>Przykład wersji osadzanej znajduje się pod `http://localhost:3000/embed-demo.html`.</w:t>
+        <w:t>Wersję osadzaną mogę sprawdzić pod adresem `http://localhost:3000/embed-demo.html`.</w:t>
       </w:r>
     </w:p>
     <w:p>
@@ -1741,7 +1775,7 @@
     </w:p>
     <w:p>
       <w:r>
-        <w:t>Plik `package.json` zawiera listę bibliotek wymaganych przez backend. Katalog `node_modules` nie powinien być dołączany do archiwum projektu, ponieważ można go odtworzyć przez `npm install`. FFmpeg jest osobnym programem systemowym i nie znajduje się w `node_modules`.</w:t>
+        <w:t>Zależności backendu zapisałem w pliku `package.json`, dlatego po pobraniu projektu wystarczy wykonać `npm install`. Nie ma potrzeby dołączania katalogu `node_modules`, ponieważ npm może go odtworzyć. FFmpeg traktuję osobno, ponieważ jest programem zainstalowanym w systemie i nie znajduje się w `node_modules`.</w:t>
       </w:r>
     </w:p>
     <w:p>
@@ -1754,7 +1788,7 @@
     </w:p>
     <w:p>
       <w:r>
-        <w:t>Najprostsze wdrożenie wymaga hostingu obsługującego Node.js oraz zainstalowanego FFmpeg. Po przesłaniu kodu na serwer należy zainstalować zależności i uruchomić `server.js`. Port może zostać ustawiony zmienną środowiskową PORT, a niestandardową ścieżkę do FFmpeg można przekazać przez FFMPEG_PATH.</w:t>
+        <w:t>Najprostszy wariant wdrożenia wymaga hostingu obsługującego Node.js oraz zainstalowanego FFmpeg. Po przesłaniu kodu na serwer instaluję zależności i uruchamiam `server.js`. Port mogę ustawić zmienną środowiskową `PORT`, a jeżeli FFmpeg znajduje się w niestandardowym miejscu, jego ścieżkę mogę przekazać przez `FFMPEG_PATH`.</w:t>
       </w:r>
     </w:p>
     <w:p>
@@ -1773,12 +1807,12 @@
     </w:p>
     <w:p>
       <w:r>
-        <w:t>W typowym hostingu aplikację można wystawić za reverse proxy (np. Nginx), które przekieruje ruch HTTPS do procesu Node.js. Katalog `public/uploads` oraz katalog `temp-uploads` muszą mieć prawa zapisu dla procesu serwera. W większym systemie filmy powinny być przechowywane w osobnej usłudze plikowej lub object storage, ale w projekcie studenckim zapis na dysku jest wystarczający.</w:t>
+        <w:t>Przy typowym wdrożeniu aplikację można wystawić za reverse proxy, na przykład Nginx, które przekazuje ruch HTTPS do procesu Node.js. Katalogi `public/uploads` i `temp-uploads` muszą mieć prawa zapisu dla procesu serwera. W większym systemie wybrałbym osobną usługę do przechowywania plików lub object storage, ale w tym projekcie zapis na dysku jest wystarczający i prostszy do pokazania.</w:t>
       </w:r>
     </w:p>
     <w:p>
       <w:r>
-        <w:t>Jeżeli film został już wcześniej wgrany na hosting jako format obsługiwany przez przeglądarkę, nie trzeba korzystać z endpointu uploadu. Wystarczy podać jego bezpośredni adres w formularzu. Dla zewnętrznych źródeł nadal obowiązują ograniczenia kodeków i polityki dostępu po stronie serwera z plikiem. Automatyczna konwersja dotyczy plików przesyłanych przez endpoint uploadu.</w:t>
+        <w:t>Jeżeli film jest już wcześniej wgrany na hosting w formacie obsługiwanym przez przeglądarkę, nie muszę korzystać z endpointu uploadu. Wystarczy podać jego bezpośredni adres w formularzu. Przy zewnętrznych źródłach nadal obowiązują ograniczenia kodeków i zasady dostępu ustawione na serwerze z plikiem. Automatyczna konwersja dotyczy materiałów wysyłanych przez endpoint uploadu.</w:t>
       </w:r>
     </w:p>
     <w:p>
@@ -1791,7 +1825,7 @@
     </w:p>
     <w:p>
       <w:r>
-        <w:t>Do osadzenia komponentu potrzebne są wyłącznie pliki `player.css` i `media-player.js` oraz element HTML, w którym player zostanie utworzony. `app.js` nie jest wymagany, ponieważ obsługuje tylko dodatkowy panel strony samodzielnej.</w:t>
+        <w:t>Komponent celowo oddzieliłem od strony demonstracyjnej. Do osadzenia playera na istniejącej stronie potrzebuję tylko plików `player.css` i `media-player.js` oraz elementu HTML, w którym utworzę player. `app.js` nie jest potrzebny, ponieważ obsługuje formularze i dodatkowy panel mojej strony samodzielnej.</w:t>
       </w:r>
     </w:p>
     <w:p>
@@ -1858,7 +1892,7 @@
     </w:p>
     <w:p>
       <w:r>
-        <w:t>Pełny przykład znajduje się w `public/embed-demo.html`. W przypadku innej domeny należy zmienić adresy do CSS, JavaScript i filmu.</w:t>
+        <w:t>Pełny przykład osadzenia dodałem w `public/embed-demo.html`. Jeżeli komponent miałby działać na innej domenie lub w innym katalogu, wystarczy odpowiednio zmienić adresy do CSS, JavaScriptu i pliku wideo.</w:t>
       </w:r>
     </w:p>
     <w:p>
@@ -1871,7 +1905,7 @@
     </w:p>
     <w:p>
       <w:r>
-        <w:t>Podczas przygotowania projektu wykonano testy frontendu w przeglądarce oraz sprawdzenie składni plików JavaScript. Szczegółowa lista znajduje się w `docs/TESTY_MANUALNE.md`.</w:t>
+        <w:t>Podczas przygotowania projektu sprawdziłem najważniejsze funkcje frontendu w przeglądarce oraz składnię plików JavaScript. Testowałem między innymi start playera, zmianę filmu, komentarze, eksport danych i wersję osadzaną. Osobno sprawdziłem też mechanizm konwersji plików AVI/Xvid i MKV do MP4.</w:t>
       </w:r>
     </w:p>
     <w:tbl>
@@ -1887,6 +1921,9 @@
         <w:gridCol w:w="3249"/>
       </w:tblGrid>
       <w:tr>
+        <w:trPr>
+          <w:cantSplit/>
+        </w:trPr>
         <w:tc>
           <w:tcPr>
             <w:tcW w:type="dxa" w:w="3249"/>
@@ -1931,6 +1968,9 @@
         </w:tc>
       </w:tr>
       <w:tr>
+        <w:trPr>
+          <w:cantSplit/>
+        </w:trPr>
         <w:tc>
           <w:tcPr>
             <w:tcW w:type="dxa" w:w="3249"/>
@@ -1981,6 +2021,9 @@
         </w:tc>
       </w:tr>
       <w:tr>
+        <w:trPr>
+          <w:cantSplit/>
+        </w:trPr>
         <w:tc>
           <w:tcPr>
             <w:tcW w:type="dxa" w:w="3249"/>
@@ -2031,6 +2074,9 @@
         </w:tc>
       </w:tr>
       <w:tr>
+        <w:trPr>
+          <w:cantSplit/>
+        </w:trPr>
         <w:tc>
           <w:tcPr>
             <w:tcW w:type="dxa" w:w="3249"/>
@@ -2081,6 +2127,9 @@
         </w:tc>
       </w:tr>
       <w:tr>
+        <w:trPr>
+          <w:cantSplit/>
+        </w:trPr>
         <w:tc>
           <w:tcPr>
             <w:tcW w:type="dxa" w:w="3249"/>
@@ -2131,6 +2180,9 @@
         </w:tc>
       </w:tr>
       <w:tr>
+        <w:trPr>
+          <w:cantSplit/>
+        </w:trPr>
         <w:tc>
           <w:tcPr>
             <w:tcW w:type="dxa" w:w="3249"/>
@@ -2181,6 +2233,9 @@
         </w:tc>
       </w:tr>
       <w:tr>
+        <w:trPr>
+          <w:cantSplit/>
+        </w:trPr>
         <w:tc>
           <w:tcPr>
             <w:tcW w:type="dxa" w:w="3249"/>
@@ -2231,6 +2286,9 @@
         </w:tc>
       </w:tr>
       <w:tr>
+        <w:trPr>
+          <w:cantSplit/>
+        </w:trPr>
         <w:tc>
           <w:tcPr>
             <w:tcW w:type="dxa" w:w="3249"/>
@@ -2281,6 +2339,9 @@
         </w:tc>
       </w:tr>
       <w:tr>
+        <w:trPr>
+          <w:cantSplit/>
+        </w:trPr>
         <w:tc>
           <w:tcPr>
             <w:tcW w:type="dxa" w:w="3249"/>
@@ -2331,6 +2392,9 @@
         </w:tc>
       </w:tr>
       <w:tr>
+        <w:trPr>
+          <w:cantSplit/>
+        </w:trPr>
         <w:tc>
           <w:tcPr>
             <w:tcW w:type="dxa" w:w="3249"/>
@@ -2363,6 +2427,9 @@
         </w:tc>
       </w:tr>
       <w:tr>
+        <w:trPr>
+          <w:cantSplit/>
+        </w:trPr>
         <w:tc>
           <w:tcPr>
             <w:tcW w:type="dxa" w:w="3249"/>
@@ -2397,7 +2464,7 @@
     </w:tbl>
     <w:p>
       <w:r>
-        <w:t>Test endpointu uploadu należy dodatkowo powtórzyć na docelowym komputerze po `npm install` oraz sprawdzeniu `ffmpeg -version`. Szczególnie warto przetestować AVI/Xvid i MKV, aby potwierdzić, że pliki są konwertowane do MP4 i odtwarzają się w przeglądarce.</w:t>
+        <w:t>Przed uruchomieniem testu uploadu na innym komputerze trzeba wykonać `npm install` i sprawdzić `ffmpeg -version`. Szczególnie istotny jest test AVI/Xvid i MKV, ponieważ wtedy można potwierdzić, że backend rzeczywiście tworzy MP4 i że wynikowy plik odtwarza się w elemencie HTML5 `&lt;video&gt;`.</w:t>
       </w:r>
     </w:p>
     <w:p>
@@ -2594,12 +2661,12 @@
     </w:p>
     <w:p>
       <w:r>
-        <w:t>Projekt realizuje wymagany zakres webowego MediaPlayera. Pozwala pracować z kolejką filmów, sekcjami, komentarzami i osią czasu, a opisy można przenosić za pomocą JSON. Samodzielna strona dodatkowo obsługuje upload, URL filmu oraz konwersję wielu popularnych formatów do MP4 H.264/AAC, natomiast oddzielenie komponentu `MediaPlayer` pozwala na jego użycie na istniejącej stronie.</w:t>
+        <w:t>W projekcie zrealizowałem wymagany zakres webowego MediaPlayera. Aplikacja obsługuje kolejkę filmów, sekcje, komentarze i oś czasu, a przygotowany opis można przenosić za pomocą JSON. W wersji samodzielnej dodałem też upload, adres URL filmu i konwersję wielu popularnych formatów do MP4 H.264/AAC. Oddzielenie klasy `MediaPlayer` pozwala mi użyć tego samego komponentu również na istniejącej stronie.</w:t>
       </w:r>
     </w:p>
     <w:p>
       <w:r>
-        <w:t>Zastosowany stack jest nadal niewielki i czytelny: HTML, CSS i JavaScript po stronie klienta oraz Node.js z Express i Multer po stronie serwera. Dodatkowo backend uruchamia FFmpeg do normalizacji plików wideo. Projekt pozostaje celowo nieskomplikowany, dzięki czemu jego kod można prześledzić i wyjaśnić bez dużego frameworka.</w:t>
+        <w:t>Celowo wybrałem niewielki i czytelny stack: HTML, CSS i JavaScript po stronie klienta oraz Node.js z Express i Multer po stronie serwera. Do normalizacji filmów backend uruchamia FFmpeg. Nie dodawałem dużego frameworka ani bazy danych, ponieważ w tym projekcie ważniejsze było dla mnie czytelne pokazanie działania playera i poszczególnych funkcji niż rozbudowywanie aplikacji o elementy, które nie były wymagane.</w:t>
       </w:r>
     </w:p>
     <w:sectPr>
